--- a/upper-intermediate/onomatopoeia+pronunciation_drills+shöbdokölpodrum.docx
+++ b/upper-intermediate/onomatopoeia+pronunciation_drills+shöbdokölpodrum.docx
@@ -60,19 +60,198 @@
         </w:rPr>
       </w:pPr>
       <w:r>
+        <w:rPr>
+          <w:b w:val="false"/>
+          <w:bCs w:val="false"/>
+          <w:i w:val="false"/>
+          <w:iCs w:val="false"/>
+        </w:rPr>
+        <mc:AlternateContent>
+          <mc:Choice Requires="wps">
+            <w:drawing>
+              <wp:anchor distT="0" distB="0" distL="0" distR="0" simplePos="0" relativeHeight="3" behindDoc="0" locked="0" layoutInCell="1" allowOverlap="1">
+                <wp:simplePos x="0" y="0"/>
+                <wp:positionH relativeFrom="column">
+                  <wp:posOffset>2616835</wp:posOffset>
+                </wp:positionH>
+                <wp:positionV relativeFrom="paragraph">
+                  <wp:posOffset>1028065</wp:posOffset>
+                </wp:positionV>
+                <wp:extent cx="3293110" cy="832485"/>
+                <wp:effectExtent l="0" t="0" r="0" b="0"/>
+                <wp:wrapNone/>
+                <wp:docPr id="1" name="Text Frame 1"/>
+                <a:graphic xmlns:a="http://schemas.openxmlformats.org/drawingml/2006/main">
+                  <a:graphicData uri="http://schemas.microsoft.com/office/word/2010/wordprocessingShape">
+                    <wps:wsp>
+                      <wps:cNvSpPr txBox="1"/>
+                      <wps:spPr>
+                        <a:xfrm>
+                          <a:off x="0" y="0"/>
+                          <a:ext cx="3293280" cy="832320"/>
+                        </a:xfrm>
+                        <a:prstGeom prst="rect">
+                          <a:avLst/>
+                        </a:prstGeom>
+                        <a:noFill/>
+                        <a:ln w="0">
+                          <a:noFill/>
+                        </a:ln>
+                      </wps:spPr>
+                      <wps:txbx>
+                        <w:txbxContent>
+                          <w:p>
+                            <w:pPr>
+                              <w:overflowPunct w:val="false"/>
+                              <w:ind w:start="0" w:hanging="0"/>
+                              <w:rPr/>
+                            </w:pPr>
+                            <w:r>
+                              <w:rPr>
+                                <w:i w:val="false"/>
+                                <w:iCs w:val="false"/>
+                                <w:color w:val="00A933"/>
+                                <w:sz w:val="24"/>
+                              </w:rPr>
+                              <w:t xml:space="preserve">On the left we can see a screenshot of a children's textbook, the poem </w:t>
+                            </w:r>
+                            <w:r>
+                              <w:rPr>
+                                <w:i w:val="false"/>
+                                <w:iCs w:val="false"/>
+                                <w:color w:val="00A933"/>
+                                <w:sz w:val="24"/>
+                              </w:rPr>
+                              <w:br/>
+                            </w:r>
+                            <w:r>
+                              <w:rPr>
+                                <w:i/>
+                                <w:iCs/>
+                                <w:color w:val="00A933"/>
+                                <w:sz w:val="24"/>
+                              </w:rPr>
+                              <w:t>Shöbdo-kölpo-drum</w:t>
+                            </w:r>
+                            <w:r>
+                              <w:rPr>
+                                <w:i w:val="false"/>
+                                <w:iCs w:val="false"/>
+                                <w:color w:val="00A933"/>
+                                <w:sz w:val="24"/>
+                              </w:rPr>
+                              <w:t xml:space="preserve"> can be seen in there.</w:t>
+                            </w:r>
+                          </w:p>
+                          <w:p>
+                            <w:pPr>
+                              <w:overflowPunct w:val="false"/>
+                              <w:ind w:start="0" w:hanging="0"/>
+                              <w:rPr/>
+                            </w:pPr>
+                            <w:r>
+                              <w:rPr>
+                                <w:i w:val="false"/>
+                                <w:iCs w:val="false"/>
+                                <w:color w:val="00A933"/>
+                                <w:sz w:val="24"/>
+                              </w:rPr>
+                              <w:t>The same poem is written below as well.</w:t>
+                            </w:r>
+                          </w:p>
+                        </w:txbxContent>
+                      </wps:txbx>
+                      <wps:bodyPr wrap="square" lIns="0" tIns="0" rIns="0" bIns="0" anchor="t">
+                        <a:noAutofit/>
+                      </wps:bodyPr>
+                    </wps:wsp>
+                  </a:graphicData>
+                </a:graphic>
+              </wp:anchor>
+            </w:drawing>
+          </mc:Choice>
+          <mc:Fallback>
+            <w:pict>
+              <v:shapetype id="_x0000_t202" coordsize="21600,21600" o:spt="202" path="m,l,21600l21600,21600l21600,xe">
+                <v:stroke joinstyle="miter"/>
+                <v:path gradientshapeok="t" o:connecttype="rect"/>
+              </v:shapetype>
+              <v:shape id="shape_0" stroked="f" o:allowincell="f" style="position:absolute;margin-left:206.05pt;margin-top:80.95pt;width:259.25pt;height:65.5pt;mso-wrap-style:square;v-text-anchor:top" type="_x0000_t202">
+                <v:textbox>
+                  <w:txbxContent>
+                    <w:p>
+                      <w:pPr>
+                        <w:overflowPunct w:val="false"/>
+                        <w:ind w:start="0" w:hanging="0"/>
+                        <w:rPr/>
+                      </w:pPr>
+                      <w:r>
+                        <w:rPr>
+                          <w:i w:val="false"/>
+                          <w:iCs w:val="false"/>
+                          <w:color w:val="00A933"/>
+                          <w:sz w:val="24"/>
+                        </w:rPr>
+                        <w:t xml:space="preserve">On the left we can see a screenshot of a children's textbook, the poem </w:t>
+                      </w:r>
+                      <w:r>
+                        <w:rPr>
+                          <w:i w:val="false"/>
+                          <w:iCs w:val="false"/>
+                          <w:color w:val="00A933"/>
+                          <w:sz w:val="24"/>
+                        </w:rPr>
+                        <w:br/>
+                      </w:r>
+                      <w:r>
+                        <w:rPr>
+                          <w:i/>
+                          <w:iCs/>
+                          <w:color w:val="00A933"/>
+                          <w:sz w:val="24"/>
+                        </w:rPr>
+                        <w:t>Shöbdo-kölpo-drum</w:t>
+                      </w:r>
+                      <w:r>
+                        <w:rPr>
+                          <w:i w:val="false"/>
+                          <w:iCs w:val="false"/>
+                          <w:color w:val="00A933"/>
+                          <w:sz w:val="24"/>
+                        </w:rPr>
+                        <w:t xml:space="preserve"> can be seen in there.</w:t>
+                      </w:r>
+                    </w:p>
+                    <w:p>
+                      <w:pPr>
+                        <w:overflowPunct w:val="false"/>
+                        <w:ind w:start="0" w:hanging="0"/>
+                        <w:rPr/>
+                      </w:pPr>
+                      <w:r>
+                        <w:rPr>
+                          <w:i w:val="false"/>
+                          <w:iCs w:val="false"/>
+                          <w:color w:val="00A933"/>
+                          <w:sz w:val="24"/>
+                        </w:rPr>
+                        <w:t>The same poem is written below as well.</w:t>
+                      </w:r>
+                    </w:p>
+                  </w:txbxContent>
+                </v:textbox>
+                <v:fill o:detectmouseclick="t" on="false"/>
+                <v:stroke color="#3465a4" joinstyle="round" endcap="flat"/>
+                <w10:wrap type="none"/>
+              </v:shape>
+            </w:pict>
+          </mc:Fallback>
+        </mc:AlternateContent>
         <w:drawing>
-          <wp:anchor distT="0" distB="0" distL="0" distR="0" simplePos="0" relativeHeight="2" behindDoc="0" locked="0" layoutInCell="0" allowOverlap="1">
-            <wp:simplePos x="0" y="0"/>
-            <wp:positionH relativeFrom="column">
-              <wp:posOffset>2331720</wp:posOffset>
-            </wp:positionH>
-            <wp:positionV relativeFrom="paragraph">
-              <wp:posOffset>635</wp:posOffset>
-            </wp:positionV>
-            <wp:extent cx="4219575" cy="4295775"/>
+          <wp:inline distT="0" distB="0" distL="0" distR="0">
+            <wp:extent cx="2078355" cy="2115820"/>
             <wp:effectExtent l="0" t="0" r="0" b="0"/>
-            <wp:wrapSquare wrapText="left"/>
-            <wp:docPr id="1" name="Image1"/>
+            <wp:docPr id="2" name="Image1"/>
             <wp:cNvGraphicFramePr>
               <a:graphicFrameLocks xmlns:a="http://schemas.openxmlformats.org/drawingml/2006/main" noChangeAspect="1"/>
             </wp:cNvGraphicFramePr>
@@ -80,7 +259,7 @@
               <a:graphicData uri="http://schemas.openxmlformats.org/drawingml/2006/picture">
                 <pic:pic xmlns:pic="http://schemas.openxmlformats.org/drawingml/2006/picture">
                   <pic:nvPicPr>
-                    <pic:cNvPr id="1" name="Image1"/>
+                    <pic:cNvPr id="2" name="Image1"/>
                     <pic:cNvPicPr>
                       <a:picLocks noChangeAspect="1" noChangeArrowheads="1"/>
                     </pic:cNvPicPr>
@@ -94,7 +273,7 @@
                   <pic:spPr bwMode="auto">
                     <a:xfrm>
                       <a:off x="0" y="0"/>
-                      <a:ext cx="4219575" cy="4295775"/>
+                      <a:ext cx="2078355" cy="2115820"/>
                     </a:xfrm>
                     <a:prstGeom prst="rect">
                       <a:avLst/>
@@ -104,36 +283,8 @@
                 </pic:pic>
               </a:graphicData>
             </a:graphic>
-          </wp:anchor>
+          </wp:inline>
         </w:drawing>
-      </w:r>
-      <w:r>
-        <w:rPr>
-          <w:b w:val="false"/>
-          <w:bCs w:val="false"/>
-          <w:i w:val="false"/>
-          <w:iCs w:val="false"/>
-        </w:rPr>
-        <w:t xml:space="preserve">On the right we can see a screenshot of a children's textbook, the poem </w:t>
-        <w:br/>
-      </w:r>
-      <w:r>
-        <w:rPr>
-          <w:b w:val="false"/>
-          <w:bCs w:val="false"/>
-          <w:i/>
-          <w:iCs/>
-        </w:rPr>
-        <w:t>Shöbdo-kölpo-drum</w:t>
-      </w:r>
-      <w:r>
-        <w:rPr>
-          <w:b w:val="false"/>
-          <w:bCs w:val="false"/>
-          <w:i w:val="false"/>
-          <w:iCs w:val="false"/>
-        </w:rPr>
-        <w:t xml:space="preserve"> can be seen.</w:t>
       </w:r>
     </w:p>
     <w:p>
@@ -165,15 +316,15 @@
         </w:tblCellMar>
       </w:tblPr>
       <w:tblGrid>
-        <w:gridCol w:w="3438"/>
+        <w:gridCol w:w="3437"/>
         <w:gridCol w:w="3350"/>
-        <w:gridCol w:w="2850"/>
+        <w:gridCol w:w="2851"/>
       </w:tblGrid>
       <w:tr>
         <w:trPr/>
         <w:tc>
           <w:tcPr>
-            <w:tcW w:w="3438" w:type="dxa"/>
+            <w:tcW w:w="3437" w:type="dxa"/>
             <w:tcBorders>
               <w:top w:val="dotted" w:sz="10" w:space="0" w:color="000000"/>
               <w:start w:val="dotted" w:sz="10" w:space="0" w:color="000000"/>
@@ -221,7 +372,7 @@
         </w:tc>
         <w:tc>
           <w:tcPr>
-            <w:tcW w:w="2850" w:type="dxa"/>
+            <w:tcW w:w="2851" w:type="dxa"/>
             <w:tcBorders>
               <w:top w:val="dotted" w:sz="10" w:space="0" w:color="000000"/>
               <w:start w:val="dotted" w:sz="10" w:space="0" w:color="000000"/>
@@ -244,7 +395,7 @@
         <w:trPr/>
         <w:tc>
           <w:tcPr>
-            <w:tcW w:w="3438" w:type="dxa"/>
+            <w:tcW w:w="3437" w:type="dxa"/>
             <w:tcBorders>
               <w:start w:val="dotted" w:sz="10" w:space="0" w:color="000000"/>
               <w:bottom w:val="dotted" w:sz="10" w:space="0" w:color="000000"/>
@@ -296,17 +447,13 @@
             </w:pPr>
             <w:r>
               <w:rPr/>
-              <w:t xml:space="preserve">phul phöṭe? tai bölo! ami </w:t>
-            </w:r>
-            <w:r>
-              <w:rPr/>
-              <w:t>bhabi pöṭka!</w:t>
-            </w:r>
-          </w:p>
-        </w:tc>
-        <w:tc>
-          <w:tcPr>
-            <w:tcW w:w="2850" w:type="dxa"/>
+              <w:t>phul phöṭe? tai bölo! ami bhabi pöṭka!</w:t>
+            </w:r>
+          </w:p>
+        </w:tc>
+        <w:tc>
+          <w:tcPr>
+            <w:tcW w:w="2851" w:type="dxa"/>
             <w:tcBorders>
               <w:start w:val="dotted" w:sz="10" w:space="0" w:color="000000"/>
               <w:bottom w:val="dotted" w:sz="10" w:space="0" w:color="000000"/>
@@ -328,7 +475,7 @@
         <w:trPr/>
         <w:tc>
           <w:tcPr>
-            <w:tcW w:w="3438" w:type="dxa"/>
+            <w:tcW w:w="3437" w:type="dxa"/>
             <w:tcBorders>
               <w:start w:val="dotted" w:sz="10" w:space="0" w:color="000000"/>
               <w:bottom w:val="dotted" w:sz="10" w:space="0" w:color="000000"/>
@@ -374,7 +521,7 @@
         </w:tc>
         <w:tc>
           <w:tcPr>
-            <w:tcW w:w="2850" w:type="dxa"/>
+            <w:tcW w:w="2851" w:type="dxa"/>
             <w:tcBorders>
               <w:start w:val="dotted" w:sz="10" w:space="0" w:color="000000"/>
               <w:bottom w:val="dotted" w:sz="10" w:space="0" w:color="000000"/>
@@ -396,7 +543,7 @@
         <w:trPr/>
         <w:tc>
           <w:tcPr>
-            <w:tcW w:w="3438" w:type="dxa"/>
+            <w:tcW w:w="3437" w:type="dxa"/>
             <w:tcBorders>
               <w:start w:val="dotted" w:sz="10" w:space="0" w:color="000000"/>
               <w:bottom w:val="dotted" w:sz="10" w:space="0" w:color="000000"/>
@@ -446,7 +593,7 @@
         </w:tc>
         <w:tc>
           <w:tcPr>
-            <w:tcW w:w="2850" w:type="dxa"/>
+            <w:tcW w:w="2851" w:type="dxa"/>
             <w:tcBorders>
               <w:start w:val="dotted" w:sz="10" w:space="0" w:color="000000"/>
               <w:bottom w:val="dotted" w:sz="10" w:space="0" w:color="000000"/>
@@ -468,7 +615,7 @@
         <w:trPr/>
         <w:tc>
           <w:tcPr>
-            <w:tcW w:w="3438" w:type="dxa"/>
+            <w:tcW w:w="3437" w:type="dxa"/>
             <w:tcBorders>
               <w:start w:val="dotted" w:sz="10" w:space="0" w:color="000000"/>
               <w:bottom w:val="dotted" w:sz="10" w:space="0" w:color="000000"/>
@@ -510,7 +657,7 @@
         </w:tc>
         <w:tc>
           <w:tcPr>
-            <w:tcW w:w="2850" w:type="dxa"/>
+            <w:tcW w:w="2851" w:type="dxa"/>
             <w:tcBorders>
               <w:start w:val="dotted" w:sz="10" w:space="0" w:color="000000"/>
               <w:bottom w:val="dotted" w:sz="10" w:space="0" w:color="000000"/>
@@ -532,7 +679,7 @@
         <w:trPr/>
         <w:tc>
           <w:tcPr>
-            <w:tcW w:w="3438" w:type="dxa"/>
+            <w:tcW w:w="3437" w:type="dxa"/>
             <w:tcBorders>
               <w:start w:val="dotted" w:sz="10" w:space="0" w:color="000000"/>
               <w:bottom w:val="dotted" w:sz="10" w:space="0" w:color="000000"/>
@@ -574,7 +721,7 @@
         </w:tc>
         <w:tc>
           <w:tcPr>
-            <w:tcW w:w="2850" w:type="dxa"/>
+            <w:tcW w:w="2851" w:type="dxa"/>
             <w:tcBorders>
               <w:start w:val="dotted" w:sz="10" w:space="0" w:color="000000"/>
               <w:bottom w:val="dotted" w:sz="10" w:space="0" w:color="000000"/>
@@ -596,7 +743,7 @@
         <w:trPr/>
         <w:tc>
           <w:tcPr>
-            <w:tcW w:w="3438" w:type="dxa"/>
+            <w:tcW w:w="3437" w:type="dxa"/>
             <w:tcBorders>
               <w:start w:val="dotted" w:sz="10" w:space="0" w:color="000000"/>
               <w:bottom w:val="dotted" w:sz="10" w:space="0" w:color="000000"/>
@@ -654,7 +801,7 @@
         </w:tc>
         <w:tc>
           <w:tcPr>
-            <w:tcW w:w="2850" w:type="dxa"/>
+            <w:tcW w:w="2851" w:type="dxa"/>
             <w:tcBorders>
               <w:start w:val="dotted" w:sz="10" w:space="0" w:color="000000"/>
               <w:bottom w:val="dotted" w:sz="10" w:space="0" w:color="000000"/>
@@ -676,7 +823,7 @@
         <w:trPr/>
         <w:tc>
           <w:tcPr>
-            <w:tcW w:w="3438" w:type="dxa"/>
+            <w:tcW w:w="3437" w:type="dxa"/>
             <w:tcBorders>
               <w:start w:val="dotted" w:sz="10" w:space="0" w:color="000000"/>
               <w:bottom w:val="dotted" w:sz="10" w:space="0" w:color="000000"/>
@@ -734,7 +881,7 @@
         </w:tc>
         <w:tc>
           <w:tcPr>
-            <w:tcW w:w="2850" w:type="dxa"/>
+            <w:tcW w:w="2851" w:type="dxa"/>
             <w:tcBorders>
               <w:start w:val="dotted" w:sz="10" w:space="0" w:color="000000"/>
               <w:bottom w:val="dotted" w:sz="10" w:space="0" w:color="000000"/>
@@ -756,7 +903,7 @@
         <w:trPr/>
         <w:tc>
           <w:tcPr>
-            <w:tcW w:w="3438" w:type="dxa"/>
+            <w:tcW w:w="3437" w:type="dxa"/>
             <w:tcBorders>
               <w:start w:val="dotted" w:sz="10" w:space="0" w:color="000000"/>
               <w:bottom w:val="dotted" w:sz="10" w:space="0" w:color="000000"/>
@@ -800,17 +947,13 @@
             </w:pPr>
             <w:r>
               <w:rPr/>
-              <w:t xml:space="preserve">khë̃sh </w:t>
-            </w:r>
-            <w:r>
-              <w:rPr/>
-              <w:t>khë̃sh ghë̃c ghë̃c, rat kaṭe oi re!</w:t>
-            </w:r>
-          </w:p>
-        </w:tc>
-        <w:tc>
-          <w:tcPr>
-            <w:tcW w:w="2850" w:type="dxa"/>
+              <w:t>khë̃sh khë̃sh ghë̃c ghë̃c, rat kaṭe oi re!</w:t>
+            </w:r>
+          </w:p>
+        </w:tc>
+        <w:tc>
+          <w:tcPr>
+            <w:tcW w:w="2851" w:type="dxa"/>
             <w:tcBorders>
               <w:start w:val="dotted" w:sz="10" w:space="0" w:color="000000"/>
               <w:bottom w:val="dotted" w:sz="10" w:space="0" w:color="000000"/>
@@ -832,7 +975,7 @@
         <w:trPr/>
         <w:tc>
           <w:tcPr>
-            <w:tcW w:w="3438" w:type="dxa"/>
+            <w:tcW w:w="3437" w:type="dxa"/>
             <w:tcBorders>
               <w:start w:val="dotted" w:sz="10" w:space="0" w:color="000000"/>
               <w:bottom w:val="dotted" w:sz="10" w:space="0" w:color="000000"/>
@@ -874,7 +1017,7 @@
         </w:tc>
         <w:tc>
           <w:tcPr>
-            <w:tcW w:w="2850" w:type="dxa"/>
+            <w:tcW w:w="2851" w:type="dxa"/>
             <w:tcBorders>
               <w:start w:val="dotted" w:sz="10" w:space="0" w:color="000000"/>
               <w:bottom w:val="dotted" w:sz="10" w:space="0" w:color="000000"/>
@@ -896,7 +1039,7 @@
         <w:trPr/>
         <w:tc>
           <w:tcPr>
-            <w:tcW w:w="3438" w:type="dxa"/>
+            <w:tcW w:w="3437" w:type="dxa"/>
             <w:tcBorders>
               <w:start w:val="dotted" w:sz="10" w:space="0" w:color="000000"/>
               <w:bottom w:val="dotted" w:sz="10" w:space="0" w:color="000000"/>
@@ -938,7 +1081,7 @@
         </w:tc>
         <w:tc>
           <w:tcPr>
-            <w:tcW w:w="2850" w:type="dxa"/>
+            <w:tcW w:w="2851" w:type="dxa"/>
             <w:tcBorders>
               <w:start w:val="dotted" w:sz="10" w:space="0" w:color="000000"/>
               <w:bottom w:val="dotted" w:sz="10" w:space="0" w:color="000000"/>
@@ -960,7 +1103,7 @@
         <w:trPr/>
         <w:tc>
           <w:tcPr>
-            <w:tcW w:w="3438" w:type="dxa"/>
+            <w:tcW w:w="3437" w:type="dxa"/>
             <w:tcBorders>
               <w:start w:val="dotted" w:sz="10" w:space="0" w:color="000000"/>
               <w:bottom w:val="dotted" w:sz="10" w:space="0" w:color="000000"/>
@@ -1002,7 +1145,7 @@
         </w:tc>
         <w:tc>
           <w:tcPr>
-            <w:tcW w:w="2850" w:type="dxa"/>
+            <w:tcW w:w="2851" w:type="dxa"/>
             <w:tcBorders>
               <w:start w:val="dotted" w:sz="10" w:space="0" w:color="000000"/>
               <w:bottom w:val="dotted" w:sz="10" w:space="0" w:color="000000"/>
@@ -1024,7 +1167,7 @@
         <w:trPr/>
         <w:tc>
           <w:tcPr>
-            <w:tcW w:w="3438" w:type="dxa"/>
+            <w:tcW w:w="3437" w:type="dxa"/>
             <w:tcBorders>
               <w:start w:val="dotted" w:sz="10" w:space="0" w:color="000000"/>
               <w:bottom w:val="dotted" w:sz="10" w:space="0" w:color="000000"/>
@@ -1062,7 +1205,7 @@
         </w:tc>
         <w:tc>
           <w:tcPr>
-            <w:tcW w:w="2850" w:type="dxa"/>
+            <w:tcW w:w="2851" w:type="dxa"/>
             <w:tcBorders>
               <w:start w:val="dotted" w:sz="10" w:space="0" w:color="000000"/>
               <w:bottom w:val="dotted" w:sz="10" w:space="0" w:color="000000"/>
@@ -1084,7 +1227,7 @@
         <w:trPr/>
         <w:tc>
           <w:tcPr>
-            <w:tcW w:w="3438" w:type="dxa"/>
+            <w:tcW w:w="3437" w:type="dxa"/>
             <w:tcBorders>
               <w:start w:val="dotted" w:sz="10" w:space="0" w:color="000000"/>
               <w:bottom w:val="dotted" w:sz="10" w:space="0" w:color="000000"/>
@@ -1126,7 +1269,7 @@
         </w:tc>
         <w:tc>
           <w:tcPr>
-            <w:tcW w:w="2850" w:type="dxa"/>
+            <w:tcW w:w="2851" w:type="dxa"/>
             <w:tcBorders>
               <w:start w:val="dotted" w:sz="10" w:space="0" w:color="000000"/>
               <w:bottom w:val="dotted" w:sz="10" w:space="0" w:color="000000"/>
@@ -1148,7 +1291,7 @@
         <w:trPr/>
         <w:tc>
           <w:tcPr>
-            <w:tcW w:w="3438" w:type="dxa"/>
+            <w:tcW w:w="3437" w:type="dxa"/>
             <w:tcBorders>
               <w:start w:val="dotted" w:sz="10" w:space="0" w:color="000000"/>
               <w:bottom w:val="dotted" w:sz="10" w:space="0" w:color="000000"/>
@@ -1202,7 +1345,7 @@
         </w:tc>
         <w:tc>
           <w:tcPr>
-            <w:tcW w:w="2850" w:type="dxa"/>
+            <w:tcW w:w="2851" w:type="dxa"/>
             <w:tcBorders>
               <w:start w:val="dotted" w:sz="10" w:space="0" w:color="000000"/>
               <w:bottom w:val="dotted" w:sz="10" w:space="0" w:color="000000"/>
@@ -1224,7 +1367,7 @@
         <w:trPr/>
         <w:tc>
           <w:tcPr>
-            <w:tcW w:w="3438" w:type="dxa"/>
+            <w:tcW w:w="3437" w:type="dxa"/>
             <w:tcBorders>
               <w:start w:val="dotted" w:sz="10" w:space="0" w:color="000000"/>
               <w:bottom w:val="dotted" w:sz="10" w:space="0" w:color="000000"/>
@@ -1274,7 +1417,7 @@
         </w:tc>
         <w:tc>
           <w:tcPr>
-            <w:tcW w:w="2850" w:type="dxa"/>
+            <w:tcW w:w="2851" w:type="dxa"/>
             <w:tcBorders>
               <w:start w:val="dotted" w:sz="10" w:space="0" w:color="000000"/>
               <w:bottom w:val="dotted" w:sz="10" w:space="0" w:color="000000"/>
@@ -1598,7 +1741,7 @@
     <w:pPr>
       <w:widowControl/>
       <w:suppressAutoHyphens w:val="true"/>
-      <w:overflowPunct w:val="false"/>
+      <w:overflowPunct w:val="true"/>
       <w:bidi w:val="0"/>
       <w:spacing w:before="0" w:after="0"/>
       <w:jc w:val="start"/>
@@ -1697,8 +1840,8 @@
       <w:szCs w:val="30"/>
     </w:rPr>
   </w:style>
-  <w:style w:type="character" w:styleId="Bullets">
-    <w:name w:val="Bullets"/>
+  <w:style w:type="character" w:styleId="Bulletsuser">
+    <w:name w:val="Bullets (user)"/>
     <w:qFormat/>
     <w:rPr>
       <w:rFonts w:ascii="OpenSymbol" w:hAnsi="OpenSymbol" w:eastAsia="OpenSymbol" w:cs="OpenSymbol"/>
